--- a/latestCV/Maninder-Singh-Shopware-Symfony-Developer.docx
+++ b/latestCV/Maninder-Singh-Shopware-Symfony-Developer.docx
@@ -69,7 +69,7 @@
         </w:rPr>
         <w:t xml:space="preserve">  |  </w:t>
       </w:r>
-      <w:hyperlink w:history="1" r:id="rIdpze8rpepfmcvzcjv-gsba">
+      <w:hyperlink w:history="1" r:id="rId2pzyyqej4jegufm5nrrea">
         <w:r>
           <w:rPr>
             <w:b/>
@@ -91,7 +91,7 @@
         </w:rPr>
         <w:t xml:space="preserve">  |  </w:t>
       </w:r>
-      <w:hyperlink w:history="1" r:id="rIdf2j8czuibmtw2min3_g2u">
+      <w:hyperlink w:history="1" r:id="rIdhnu6nwuok5nepdcjr8pe5">
         <w:r>
           <w:rPr>
             <w:b/>
@@ -171,7 +171,7 @@
           <w:szCs w:val="20"/>
           <w:rFonts w:ascii="Calibri" w:cs="Calibri" w:eastAsia="Calibri" w:hAnsi="Calibri"/>
         </w:rPr>
-        <w:t xml:space="preserve">13 years of experience</w:t>
+        <w:t xml:space="preserve">11 years of experience</w:t>
       </w:r>
       <w:r>
         <w:rPr>
@@ -564,7 +564,7 @@
         </w:numPr>
         <w:spacing w:after="20"/>
       </w:pPr>
-      <w:hyperlink w:history="1" r:id="rIdyn7llxoadajybfr_fdo3t">
+      <w:hyperlink w:history="1" r:id="rIdpoh-bkaqy1hvpj2emcgzb">
         <w:r>
           <w:rPr>
             <w:b/>
@@ -596,7 +596,7 @@
         </w:numPr>
         <w:spacing w:after="20"/>
       </w:pPr>
-      <w:hyperlink w:history="1" r:id="rIdezntuglpg9z--ygnpdgwt">
+      <w:hyperlink w:history="1" r:id="rIda4dxhvtlzwdovp3gyrue6">
         <w:r>
           <w:rPr>
             <w:b/>
@@ -628,7 +628,7 @@
         </w:numPr>
         <w:spacing w:after="20"/>
       </w:pPr>
-      <w:hyperlink w:history="1" r:id="rIdfmhqnnp7vr34x7ac5ljlf">
+      <w:hyperlink w:history="1" r:id="rIdeibuuyub1v4commmoysdu">
         <w:r>
           <w:rPr>
             <w:b/>
@@ -660,7 +660,7 @@
         </w:numPr>
         <w:spacing w:after="20"/>
       </w:pPr>
-      <w:hyperlink w:history="1" r:id="rIddqtml67m0leud637j89h9">
+      <w:hyperlink w:history="1" r:id="rIdyzvkajevcyltdz80kkfz9">
         <w:r>
           <w:rPr>
             <w:b/>
@@ -692,7 +692,7 @@
         </w:numPr>
         <w:spacing w:after="20"/>
       </w:pPr>
-      <w:hyperlink w:history="1" r:id="rIdcqmnbizcuj7ptagmuwtmq">
+      <w:hyperlink w:history="1" r:id="rIdpwdaqmad9heikkaib-ja_">
         <w:r>
           <w:rPr>
             <w:b/>
@@ -724,7 +724,7 @@
         </w:numPr>
         <w:spacing w:after="20"/>
       </w:pPr>
-      <w:hyperlink w:history="1" r:id="rIdcb57zu-rvqsyy5hpkwj1c">
+      <w:hyperlink w:history="1" r:id="rIdufakiygt086barmcdkksn">
         <w:r>
           <w:rPr>
             <w:b/>
@@ -772,7 +772,7 @@
         </w:numPr>
         <w:spacing w:after="20"/>
       </w:pPr>
-      <w:hyperlink w:history="1" r:id="rIdfzvkjiuob8zdjh5wuusnn">
+      <w:hyperlink w:history="1" r:id="rId9_xz6dsswe2e2umjdblfd">
         <w:r>
           <w:rPr>
             <w:b/>
@@ -804,7 +804,7 @@
         </w:numPr>
         <w:spacing w:after="20"/>
       </w:pPr>
-      <w:hyperlink w:history="1" r:id="rId1lqyrwuiegzgnwzgasugb">
+      <w:hyperlink w:history="1" r:id="rIdllg22ogtucc9-3lvnrejf">
         <w:r>
           <w:rPr>
             <w:b/>
@@ -836,7 +836,7 @@
         </w:numPr>
         <w:spacing w:after="20"/>
       </w:pPr>
-      <w:hyperlink w:history="1" r:id="rIdlsyprvhuhttckjpfykpp2">
+      <w:hyperlink w:history="1" r:id="rIdlzjrxix-yftetxmf4svh1">
         <w:r>
           <w:rPr>
             <w:b/>
@@ -884,7 +884,7 @@
         </w:numPr>
         <w:spacing w:after="20"/>
       </w:pPr>
-      <w:hyperlink w:history="1" r:id="rIdeugxeqlanelb6h9r3kblt">
+      <w:hyperlink w:history="1" r:id="rId0zbanu52yoo1tizr9kd1a">
         <w:r>
           <w:rPr>
             <w:b/>
@@ -916,7 +916,7 @@
         </w:numPr>
         <w:spacing w:after="20"/>
       </w:pPr>
-      <w:hyperlink w:history="1" r:id="rIdtvdcx08xg-plwjvln6hb9">
+      <w:hyperlink w:history="1" r:id="rIdvwergpwoiy-wtmgxpqxmy">
         <w:r>
           <w:rPr>
             <w:b/>
@@ -948,7 +948,7 @@
         </w:numPr>
         <w:spacing w:after="20"/>
       </w:pPr>
-      <w:hyperlink w:history="1" r:id="rId5blnsjtb19efwjzjffsn8">
+      <w:hyperlink w:history="1" r:id="rId_smxl6wv4hguxeijr1jkm">
         <w:r>
           <w:rPr>
             <w:b/>
@@ -1116,7 +1116,7 @@
         </w:numPr>
         <w:spacing w:after="20"/>
       </w:pPr>
-      <w:hyperlink w:history="1" r:id="rIdp9xcnh1khvkagde1z0ozz">
+      <w:hyperlink w:history="1" r:id="rIdfs22pcnqoikumne3qvnj4">
         <w:r>
           <w:rPr>
             <w:b/>
@@ -1148,7 +1148,7 @@
         </w:numPr>
         <w:spacing w:after="20"/>
       </w:pPr>
-      <w:hyperlink w:history="1" r:id="rIdjjrwpxrxd-xtwk1ooykpm">
+      <w:hyperlink w:history="1" r:id="rIdfhynl3exol4w4hlxc743o">
         <w:r>
           <w:rPr>
             <w:b/>
@@ -1196,7 +1196,7 @@
         </w:numPr>
         <w:spacing w:after="20"/>
       </w:pPr>
-      <w:hyperlink w:history="1" r:id="rIdi5negnxcza3g4f9_mq-fd">
+      <w:hyperlink w:history="1" r:id="rId9dq955qy8f9gfkd1qipry">
         <w:r>
           <w:rPr>
             <w:b/>
@@ -1228,7 +1228,7 @@
         </w:numPr>
         <w:spacing w:after="20"/>
       </w:pPr>
-      <w:hyperlink w:history="1" r:id="rIdvqc7bnaxtpxdr1qo_bi_8">
+      <w:hyperlink w:history="1" r:id="rIdvbv8pclmhgq6ozq47fyfg">
         <w:r>
           <w:rPr>
             <w:b/>
@@ -1260,7 +1260,7 @@
         </w:numPr>
         <w:spacing w:after="20"/>
       </w:pPr>
-      <w:hyperlink w:history="1" r:id="rIdtepntpj0rvebxd8liokkw">
+      <w:hyperlink w:history="1" r:id="rIdkc53fblqtrmqj3pyslkgu">
         <w:r>
           <w:rPr>
             <w:b/>
@@ -1322,7 +1322,7 @@
         </w:numPr>
         <w:spacing w:after="20"/>
       </w:pPr>
-      <w:hyperlink w:history="1" r:id="rId6ft9h-gll0zxbcoguohqg">
+      <w:hyperlink w:history="1" r:id="rId3yd4q7qy4tsx-z4n_dzfh">
         <w:r>
           <w:rPr>
             <w:b/>
@@ -1354,7 +1354,7 @@
         </w:numPr>
         <w:spacing w:after="20"/>
       </w:pPr>
-      <w:hyperlink w:history="1" r:id="rIdidbrd3g3hwylceoiqmewu">
+      <w:hyperlink w:history="1" r:id="rIdr8mqhd6mce7f1pfzqeysd">
         <w:r>
           <w:rPr>
             <w:b/>
@@ -1402,7 +1402,7 @@
         </w:numPr>
         <w:spacing w:after="20"/>
       </w:pPr>
-      <w:hyperlink w:history="1" r:id="rId-dtp6zk6rmoos7lknfk5z">
+      <w:hyperlink w:history="1" r:id="rIdgrp8oa-oseuzhi6ro8xyw">
         <w:r>
           <w:rPr>
             <w:b/>
@@ -1434,7 +1434,7 @@
         </w:numPr>
         <w:spacing w:after="20"/>
       </w:pPr>
-      <w:hyperlink w:history="1" r:id="rIdbrotpzq6wnobft2z9c0vm">
+      <w:hyperlink w:history="1" r:id="rIdhokczuy6w6yd3zwfdpdfz">
         <w:r>
           <w:rPr>
             <w:b/>
@@ -1971,148 +1971,41 @@
     </w:p>
     <w:p>
       <w:pPr>
-        <w:pStyle w:val="Heading3"/>
-        <w:tabs>
-          <w:tab w:val="right" w:pos="10180"/>
-        </w:tabs>
-        <w:spacing w:before="110" w:after="0"/>
-        <w:outlineLvl w:val="2"/>
-      </w:pPr>
-      <w:r>
-        <w:rPr>
-          <w:b/>
-          <w:bCs/>
-          <w:u w:val="single" w:color="5B4B8A"/>
-          <w:color w:val="5B4B8A"/>
-          <w:sz w:val="21"/>
-          <w:szCs w:val="21"/>
-          <w:caps/>
-          <w:rFonts w:ascii="Calibri" w:cs="Calibri" w:eastAsia="Calibri" w:hAnsi="Calibri"/>
-        </w:rPr>
-        <w:t xml:space="preserve">Software Developer</w:t>
-      </w:r>
-      <w:r>
-        <w:rPr>
-          <w:color w:val="7A68B0"/>
-          <w:sz w:val="20"/>
-          <w:szCs w:val="20"/>
-          <w:rFonts w:ascii="Calibri" w:cs="Calibri" w:eastAsia="Calibri" w:hAnsi="Calibri"/>
-        </w:rPr>
-        <w:t xml:space="preserve"> </w:t>
-        <w:tab/>
-        <w:t xml:space="preserve"> July 2013 - September 2015</w:t>
-      </w:r>
-    </w:p>
-    <w:p>
-      <w:pPr>
-        <w:spacing w:after="50"/>
-      </w:pPr>
-      <w:r>
-        <w:rPr>
-          <w:color w:val="7A68B0"/>
-          <w:sz w:val="20"/>
-          <w:szCs w:val="20"/>
-          <w:rFonts w:ascii="Calibri" w:cs="Calibri" w:eastAsia="Calibri" w:hAnsi="Calibri"/>
-        </w:rPr>
-        <w:t xml:space="preserve">Vertex Info Solutions, Chandigarh, India</w:t>
-      </w:r>
-    </w:p>
-    <w:p>
-      <w:pPr>
-        <w:pStyle w:val="ListParagraph"/>
-        <w:numPr>
-          <w:ilvl w:val="0"/>
-          <w:numId w:val="2"/>
-        </w:numPr>
-        <w:spacing w:after="20"/>
-      </w:pPr>
-      <w:r>
-        <w:rPr>
-          <w:color w:val="222222"/>
-          <w:sz w:val="20"/>
-          <w:szCs w:val="20"/>
-          <w:rFonts w:ascii="Calibri" w:cs="Calibri" w:eastAsia="Calibri" w:hAnsi="Calibri"/>
-        </w:rPr>
-        <w:t xml:space="preserve">Built custom </w:t>
-      </w:r>
-      <w:r>
-        <w:rPr>
-          <w:b/>
-          <w:bCs/>
-          <w:color w:val="222222"/>
-          <w:sz w:val="20"/>
-          <w:szCs w:val="20"/>
-          <w:rFonts w:ascii="Calibri" w:cs="Calibri" w:eastAsia="Calibri" w:hAnsi="Calibri"/>
-        </w:rPr>
-        <w:t xml:space="preserve">core PHP</w:t>
-      </w:r>
-      <w:r>
-        <w:rPr>
-          <w:color w:val="222222"/>
-          <w:sz w:val="20"/>
-          <w:szCs w:val="20"/>
-          <w:rFonts w:ascii="Calibri" w:cs="Calibri" w:eastAsia="Calibri" w:hAnsi="Calibri"/>
-        </w:rPr>
-        <w:t xml:space="preserve"> and MySQL applications with payment gateway integrations, including an online estimate form of </w:t>
-      </w:r>
-      <w:r>
-        <w:rPr>
-          <w:b/>
-          <w:bCs/>
-          <w:color w:val="222222"/>
-          <w:sz w:val="20"/>
-          <w:szCs w:val="20"/>
-          <w:rFonts w:ascii="Calibri" w:cs="Calibri" w:eastAsia="Calibri" w:hAnsi="Calibri"/>
-        </w:rPr>
-        <w:t xml:space="preserve">150+ fields</w:t>
-      </w:r>
-      <w:r>
-        <w:rPr>
-          <w:color w:val="222222"/>
-          <w:sz w:val="20"/>
-          <w:szCs w:val="20"/>
-          <w:rFonts w:ascii="Calibri" w:cs="Calibri" w:eastAsia="Calibri" w:hAnsi="Calibri"/>
-        </w:rPr>
-        <w:t xml:space="preserve"> with an admin workflow.</w:t>
-      </w:r>
-    </w:p>
-    <w:p>
-      <w:pPr>
-        <w:pStyle w:val="ListParagraph"/>
-        <w:numPr>
-          <w:ilvl w:val="0"/>
-          <w:numId w:val="2"/>
-        </w:numPr>
-        <w:spacing w:after="20"/>
-      </w:pPr>
-      <w:r>
-        <w:rPr>
-          <w:color w:val="222222"/>
-          <w:sz w:val="20"/>
-          <w:szCs w:val="20"/>
-          <w:rFonts w:ascii="Calibri" w:cs="Calibri" w:eastAsia="Calibri" w:hAnsi="Calibri"/>
-        </w:rPr>
-        <w:t xml:space="preserve">Developed </w:t>
-      </w:r>
-      <w:r>
-        <w:rPr>
-          <w:b/>
-          <w:bCs/>
-          <w:color w:val="222222"/>
-          <w:sz w:val="20"/>
-          <w:szCs w:val="20"/>
-          <w:rFonts w:ascii="Calibri" w:cs="Calibri" w:eastAsia="Calibri" w:hAnsi="Calibri"/>
-        </w:rPr>
-        <w:t xml:space="preserve">WordPress</w:t>
-      </w:r>
-      <w:r>
-        <w:rPr>
-          <w:color w:val="222222"/>
-          <w:sz w:val="20"/>
-          <w:szCs w:val="20"/>
-          <w:rFonts w:ascii="Calibri" w:cs="Calibri" w:eastAsia="Calibri" w:hAnsi="Calibri"/>
-        </w:rPr>
-        <w:t xml:space="preserve"> sites with custom themes and plugins for client projects.</w:t>
+        <w:pStyle w:val="ListParagraph"/>
+        <w:numPr>
+          <w:ilvl w:val="0"/>
+          <w:numId w:val="2"/>
+        </w:numPr>
+        <w:spacing w:after="20"/>
+      </w:pPr>
+      <w:r>
+        <w:rPr>
+          <w:color w:val="222222"/>
+          <w:sz w:val="20"/>
+          <w:szCs w:val="20"/>
+          <w:rFonts w:ascii="Calibri" w:cs="Calibri" w:eastAsia="Calibri" w:hAnsi="Calibri"/>
+        </w:rPr>
+        <w:t xml:space="preserve">Built a WordPress </w:t>
+      </w:r>
+      <w:r>
+        <w:rPr>
+          <w:b/>
+          <w:bCs/>
+          <w:color w:val="222222"/>
+          <w:sz w:val="20"/>
+          <w:szCs w:val="20"/>
+          <w:rFonts w:ascii="Calibri" w:cs="Calibri" w:eastAsia="Calibri" w:hAnsi="Calibri"/>
+        </w:rPr>
+        <w:t xml:space="preserve">multisite management plugin</w:t>
+      </w:r>
+      <w:r>
+        <w:rPr>
+          <w:color w:val="222222"/>
+          <w:sz w:val="20"/>
+          <w:szCs w:val="20"/>
+          <w:rFonts w:ascii="Calibri" w:cs="Calibri" w:eastAsia="Calibri" w:hAnsi="Calibri"/>
+        </w:rPr>
+        <w:t xml:space="preserve"> (wpempirebuilder.com) with one-click setup, domain mapping, cPanel integration and bulk theme and plugin activation.</w:t>
       </w:r>
     </w:p>
     <w:p>
